--- a/Отчет 2.docx
+++ b/Отчет 2.docx
@@ -1025,21 +1025,7 @@
             <w:rStyle w:val="ae"/>
             <w:noProof/>
           </w:rPr>
-          <w:t>и задач</w:t>
-        </w:r>
-        <w:r>
-          <w:rPr>
-            <w:rStyle w:val="ae"/>
-            <w:noProof/>
-          </w:rPr>
-          <w:t>а</w:t>
-        </w:r>
-        <w:r>
-          <w:rPr>
-            <w:rStyle w:val="ae"/>
-            <w:noProof/>
-          </w:rPr>
-          <w:t xml:space="preserve"> работы</w:t>
+          <w:t>и задача работы</w:t>
         </w:r>
         <w:r>
           <w:rPr>
@@ -1108,21 +1094,7 @@
             <w:rStyle w:val="ae"/>
             <w:noProof/>
           </w:rPr>
-          <w:t>2 Блок-сх</w:t>
-        </w:r>
-        <w:r>
-          <w:rPr>
-            <w:rStyle w:val="ae"/>
-            <w:noProof/>
-          </w:rPr>
-          <w:t>е</w:t>
-        </w:r>
-        <w:r>
-          <w:rPr>
-            <w:rStyle w:val="ae"/>
-            <w:noProof/>
-          </w:rPr>
-          <w:t>ма алгоритма</w:t>
+          <w:t>2 Блок-схема алгоритма</w:t>
         </w:r>
         <w:r>
           <w:rPr>
@@ -1191,21 +1163,7 @@
             <w:rStyle w:val="ae"/>
             <w:noProof/>
           </w:rPr>
-          <w:t xml:space="preserve">3 Текст </w:t>
-        </w:r>
-        <w:r>
-          <w:rPr>
-            <w:rStyle w:val="ae"/>
-            <w:noProof/>
-          </w:rPr>
-          <w:t>п</w:t>
-        </w:r>
-        <w:r>
-          <w:rPr>
-            <w:rStyle w:val="ae"/>
-            <w:noProof/>
-          </w:rPr>
-          <w:t>рограммы</w:t>
+          <w:t>3 Текст программы</w:t>
         </w:r>
         <w:r>
           <w:rPr>
@@ -1802,10 +1760,13 @@
         <w:jc w:val="center"/>
       </w:pPr>
       <w:r>
+        <w:rPr>
+          <w:noProof/>
+        </w:rPr>
         <w:drawing>
-          <wp:inline distT="0" distB="0" distL="0" distR="0" wp14:anchorId="53AE3BE2" wp14:editId="5E3C29DC">
-            <wp:extent cx="3829584" cy="6830378"/>
-            <wp:effectExtent l="0" t="0" r="0" b="8890"/>
+          <wp:inline distT="0" distB="0" distL="0" distR="0" wp14:anchorId="53AE3BE2" wp14:editId="5BEDF2BF">
+            <wp:extent cx="3832529" cy="6717125"/>
+            <wp:effectExtent l="0" t="0" r="0" b="7620"/>
             <wp:docPr id="1" name="Рисунок 1"/>
             <wp:cNvGraphicFramePr>
               <a:graphicFrameLocks xmlns:a="http://schemas.openxmlformats.org/drawingml/2006/main" noChangeAspect="1"/>
@@ -1817,20 +1778,27 @@
                     <pic:cNvPr id="1" name=""/>
                     <pic:cNvPicPr/>
                   </pic:nvPicPr>
-                  <pic:blipFill>
+                  <pic:blipFill rotWithShape="1">
                     <a:blip r:embed="rId9"/>
-                    <a:stretch>
-                      <a:fillRect/>
-                    </a:stretch>
+                    <a:srcRect t="1630" r="-106"/>
+                    <a:stretch/>
                   </pic:blipFill>
-                  <pic:spPr>
+                  <pic:spPr bwMode="auto">
                     <a:xfrm>
                       <a:off x="0" y="0"/>
-                      <a:ext cx="3829584" cy="6830378"/>
+                      <a:ext cx="3833621" cy="6719040"/>
                     </a:xfrm>
                     <a:prstGeom prst="rect">
                       <a:avLst/>
                     </a:prstGeom>
+                    <a:ln>
+                      <a:noFill/>
+                    </a:ln>
+                    <a:extLst>
+                      <a:ext uri="{53640926-AAD7-44D8-BBD7-CCE9431645EC}">
+                        <a14:shadowObscured xmlns:a14="http://schemas.microsoft.com/office/drawing/2010/main"/>
+                      </a:ext>
+                    </a:extLst>
                   </pic:spPr>
                 </pic:pic>
               </a:graphicData>
@@ -1979,6 +1947,20 @@
     </w:p>
     <w:p>
       <w:pPr>
+        <w:pStyle w:val="a0"/>
+      </w:pPr>
+      <w:r>
+        <w:t xml:space="preserve">Идеальная сложность составляет </w:t>
+      </w:r>
+      <w:r>
+        <w:t>O(n)</w:t>
+      </w:r>
+      <w:r>
+        <w:t>.</w:t>
+      </w:r>
+    </w:p>
+    <w:p>
+      <w:pPr>
         <w:pStyle w:val="2"/>
         <w:rPr>
           <w:rFonts w:cs="Times New Roman"/>
@@ -2054,25 +2036,23 @@
           <w:b w:val="0"/>
           <w:bCs w:val="0"/>
         </w:rPr>
-        <w:t xml:space="preserve">Средняя сложность составляет </w:t>
-      </w:r>
-      <w:proofErr w:type="gramStart"/>
+        <w:t xml:space="preserve">Худшая сложность составляет </w:t>
+      </w:r>
       <w:r>
         <w:rPr>
           <w:rFonts w:cs="Times New Roman"/>
           <w:b w:val="0"/>
           <w:bCs w:val="0"/>
         </w:rPr>
-        <w:t>O(</w:t>
-      </w:r>
-      <w:proofErr w:type="gramEnd"/>
+        <w:t>O(n²)</w:t>
+      </w:r>
       <w:r>
         <w:rPr>
           <w:rFonts w:cs="Times New Roman"/>
           <w:b w:val="0"/>
           <w:bCs w:val="0"/>
         </w:rPr>
-        <w:t>n + n²/k), где k — количество используемых блоков.</w:t>
+        <w:t>.</w:t>
       </w:r>
     </w:p>
     <w:p>
@@ -2129,6 +2109,9 @@
         <w:jc w:val="center"/>
       </w:pPr>
       <w:r>
+        <w:rPr>
+          <w:noProof/>
+        </w:rPr>
         <w:drawing>
           <wp:inline distT="0" distB="0" distL="0" distR="0" wp14:anchorId="460E62EC" wp14:editId="30F5C61C">
             <wp:extent cx="4363059" cy="3153215"/>
@@ -2295,7 +2278,6 @@
         <w:docPartUnique/>
       </w:docPartObj>
     </w:sdtPr>
-    <w:sdtEndPr/>
     <w:sdtContent>
       <w:p>
         <w:pPr>
@@ -2336,7 +2318,6 @@
         <w:docPartUnique/>
       </w:docPartObj>
     </w:sdtPr>
-    <w:sdtEndPr/>
     <w:sdtContent>
       <w:p>
         <w:pPr>
